--- a/September-2026/29/eli-lilly-sr-principal-engineer-ai-ml-integration/Abhisheik_Deo_Resume.docx
+++ b/September-2026/29/eli-lilly-sr-principal-engineer-ai-ml-integration/Abhisheik_Deo_Resume.docx
@@ -35,7 +35,7 @@
           <w:color w:val="328EF7"/>
           <w:sz w:val="18"/>
         </w:rPr>
-        <w:t xml:space="preserve"> · +91 93640 27487</w:t>
+        <w:t xml:space="preserve"> · +91 93640 27487 / +91 97049 68861</w:t>
       </w:r>
       <w:hyperlink r:id="rId9">
         <w:r>
